--- a/6-过程管理/流程制度规范类文件/HFSJ-ITSS-0604-运维服务事件管理制度.docx
+++ b/6-过程管理/流程制度规范类文件/HFSJ-ITSS-0604-运维服务事件管理制度.docx
@@ -24085,7 +24085,7 @@
                 <w:szCs w:val="18"/>
                 <w:lang w:val="en-US" w:eastAsia="zh-CN"/>
               </w:rPr>
-              <w:t>产品产品质量部</w:t>
+              <w:t>产品质量部</w:t>
             </w:r>
           </w:p>
         </w:tc>
